--- a/content-src/docx/R TLS 1994 04 22 Horror Movies.docx
+++ b/content-src/docx/R TLS 1994 04 22 Horror Movies.docx
@@ -14,34 +14,25 @@
     </w:p>
     <w:p>
       <w:r>
-        <w:t>&lt;details&gt;Carol Clover MEN, WOMEN AND CHAINSAWS 260pp. British Film Institute. £25 (paperback, £11.95). 0 85170 331 3</w:t>
+        <w:t xml:space="preserve">&lt;details&gt;Carol Clover MEN, WOMEN AND CHAINSAWS 260pp. British Film Institute. £25 (paperback, £11.95).</w:t>
       </w:r>
       <w:r>
         <w:br/>
       </w:r>
       <w:r>
+        <w:t xml:space="preserve">Jim Collins, Hilary Radner and Ava Preacher Collins, editors FILM THEORY GOES TO THE MOVIES 297pp. Routledge. £35.</w:t>
+      </w:r>
+      <w:r>
         <w:br/>
       </w:r>
       <w:r>
-        <w:t>Jim Collins, Hilary Radner and Ava Preacher Collins, editors FILM THEORY GOES TO THE MOVIES 297pp. Routledge. £35. 0 415 9075 3</w:t>
+        <w:t xml:space="preserve">Peter Hutchings HAMMER AND BEYOND The British horror film 193pp. Manchester UP. £35.</w:t>
       </w:r>
       <w:r>
         <w:br/>
       </w:r>
       <w:r>
-        <w:br/>
-      </w:r>
-      <w:r>
-        <w:t>Peter Hutchings HAMMER AND BEYOND The British horror film 193pp. Manchester UP. £35. 071 90 371 90</w:t>
-      </w:r>
-      <w:r>
-        <w:br/>
-      </w:r>
-      <w:r>
-        <w:br/>
-      </w:r>
-      <w:r>
-        <w:t>Fredric Jameson SIGNATURES OF THE VISIBLE 254pp. Routledge. £10.99. 0 415 90012 3&lt;/details&gt;</w:t>
+        <w:t xml:space="preserve">Fredric Jameson SIGNATURES OF THE VISIBLE 254pp. Routledge. £10.99.&lt;/details&gt;</w:t>
       </w:r>
     </w:p>
     <w:p>

--- a/content-src/docx/R TLS 1994 04 22 Horror Movies.docx
+++ b/content-src/docx/R TLS 1994 04 22 Horror Movies.docx
@@ -33,6 +33,11 @@
       </w:r>
       <w:r>
         <w:t xml:space="preserve">Fredric Jameson SIGNATURES OF THE VISIBLE 254pp. Routledge. £10.99.&lt;/details&gt;</w:t>
+      </w:r>
+    </w:p>
+    <w:p>
+      <w:r>
+        <w:t>&lt;category&gt;censorship&lt;/category&gt;</w:t>
       </w:r>
     </w:p>
     <w:p>

--- a/content-src/docx/R TLS 1994 04 22 Horror Movies.docx
+++ b/content-src/docx/R TLS 1994 04 22 Horror Movies.docx
@@ -37,7 +37,7 @@
     </w:p>
     <w:p>
       <w:r>
-        <w:t>&lt;category&gt;censorship&lt;/category&gt;</w:t>
+        <w:t xml:space="preserve">&lt;category&gt;censorship, film&lt;/category&gt;</w:t>
       </w:r>
     </w:p>
     <w:p>

--- a/content-src/docx/R TLS 1994 04 22 Horror Movies.docx
+++ b/content-src/docx/R TLS 1994 04 22 Horror Movies.docx
@@ -68,7 +68,7 @@
       </w:r>
       <w:proofErr w:type="spellEnd"/>
       <w:r>
-        <w:t xml:space="preserve"> crimes... Rather than crimes against society and its rules, they are crimes against nature, against those laws which are perceived to be inscribed directly on the human heart and which link families and generations... Criminal psychiatry first proclaimed itself a pathology of the monstrous.” (“The Dangerous Individual”, 1978.)</w:t>
+        <w:t xml:space="preserve"> crimes… Rather than crimes against society and its rules, they are crimes against nature, against those laws which are perceived to be inscribed directly on the human heart and which link families and generations… Criminal psychiatry first proclaimed itself a pathology of the monstrous.” (“The Dangerous Individual”, 1978.)</w:t>
       </w:r>
     </w:p>
     <w:p>
@@ -944,7 +944,7 @@
           <w:iCs/>
           <w:lang w:val="en-GB"/>
         </w:rPr>
-        <w:t>Hand...</w:t>
+        <w:t>Hand…</w:t>
       </w:r>
       <w:r>
         <w:rPr>
